--- a/flow/20230914_vu_template/drafts/2024-06-u/30-НД-Гл.8-Собор апп..docx
+++ b/flow/20230914_vu_template/drafts/2024-06-u/30-НД-Гл.8-Собор апп..docx
@@ -3,22 +3,88 @@
 <w:document xmlns:mc="http://schemas.openxmlformats.org/markup-compatibility/2006" xmlns:o="urn:schemas-microsoft-com:office:office" xmlns:r="http://schemas.openxmlformats.org/officeDocument/2006/relationships" xmlns:m="http://schemas.openxmlformats.org/officeDocument/2006/math" xmlns:v="urn:schemas-microsoft-com:vml" xmlns:wp="http://schemas.openxmlformats.org/drawingml/2006/wordprocessingDrawing" xmlns:w10="urn:schemas-microsoft-com:office:word" xmlns:w="http://schemas.openxmlformats.org/wordprocessingml/2006/main" xmlns:wne="http://schemas.microsoft.com/office/word/2006/wordml" xmlns:sl="http://schemas.openxmlformats.org/schemaLibrary/2006/main" xmlns:a="http://schemas.openxmlformats.org/drawingml/2006/main" xmlns:pic="http://schemas.openxmlformats.org/drawingml/2006/picture" xmlns:c="http://schemas.openxmlformats.org/drawingml/2006/chart" xmlns:lc="http://schemas.openxmlformats.org/drawingml/2006/lockedCanvas" xmlns:dgm="http://schemas.openxmlformats.org/drawingml/2006/diagram" xmlns:wps="http://schemas.microsoft.com/office/word/2010/wordprocessingShape" xmlns:wpg="http://schemas.microsoft.com/office/word/2010/wordprocessingGroup" xmlns:w14="http://schemas.microsoft.com/office/word/2010/wordml" xmlns:w15="http://schemas.microsoft.com/office/word/2012/wordml">
   <w:body>
     <w:p>
-      <w:r>
-        <w:rPr>
-          <w:rFonts w:ascii="Times New Roman" w:hAnsi="Times New Roman"/>
-          <w:b/>
-          <w:sz w:val="24"/>
-        </w:rPr>
-        <w:t>Червень 30, Неділя</w:t>
-      </w:r>
-    </w:p>
-    <w:p>
-      <w:r>
-        <w:rPr>
-          <w:rFonts w:ascii="Times New Roman" w:hAnsi="Times New Roman"/>
-          <w:sz w:val="24"/>
-        </w:rPr>
-        <w:t>Неділя 1-ша по Зісланні Святого Духа. Всіх святих. 🕂 Собор свв. славних і всехвальних дванадцяти апп. Блаж. сщмч. Василія Величковського</w:t>
+      <w:pPr>
+        <w:pBdr>
+          <w:top w:space="0" w:sz="0" w:val="nil"/>
+          <w:left w:space="0" w:sz="0" w:val="nil"/>
+          <w:bottom w:space="0" w:sz="0" w:val="nil"/>
+          <w:right w:space="0" w:sz="0" w:val="nil"/>
+          <w:between w:space="0" w:sz="0" w:val="nil"/>
+        </w:pBdr>
+        <w:spacing w:after="120" w:lineRule="auto"/>
+        <w:rPr>
+          <w:rFonts w:ascii="Times New Roman" w:cs="Times New Roman" w:eastAsia="Times New Roman" w:hAnsi="Times New Roman"/>
+          <w:i w:val="1"/>
+          <w:color w:val="ff0000"/>
+          <w:sz w:val="24"/>
+          <w:szCs w:val="24"/>
+        </w:rPr>
+      </w:pPr>
+      <w:r>
+        <w:rPr>
+          <w:rFonts w:ascii="Times New Roman" w:cs="Times New Roman" w:eastAsia="Times New Roman" w:hAnsi="Times New Roman"/>
+          <w:color w:val="ff0000"/>
+          <w:sz w:val="24"/>
+          <w:szCs w:val="24"/>
+          <w:rtl w:val="0"/>
+        </w:rPr>
+        <w:t xml:space="preserve">Червень 11 Неділя</w:t>
+        <w:br w:type="textWrapping"/>
+        <w:t xml:space="preserve">11 (29) </w:t>
+      </w:r>
+      <w:r>
+        <w:rPr>
+          <w:rFonts w:ascii="Times New Roman" w:cs="Times New Roman" w:eastAsia="Times New Roman" w:hAnsi="Times New Roman"/>
+          <w:i w:val="1"/>
+          <w:color w:val="ff0000"/>
+          <w:sz w:val="24"/>
+          <w:szCs w:val="24"/>
+          <w:rtl w:val="0"/>
+        </w:rPr>
+        <w:t xml:space="preserve">Неділя 1-ша по Зісланні Святого Духа. Всіх святих. Глас 8. Єв.1.</w:t>
+      </w:r>
+    </w:p>
+    <w:p>
+      <w:pPr>
+        <w:pBdr>
+          <w:top w:space="0" w:sz="0" w:val="nil"/>
+          <w:left w:space="0" w:sz="0" w:val="nil"/>
+          <w:bottom w:space="0" w:sz="0" w:val="nil"/>
+          <w:right w:space="0" w:sz="0" w:val="nil"/>
+          <w:between w:space="0" w:sz="0" w:val="nil"/>
+        </w:pBdr>
+        <w:spacing w:after="120" w:lineRule="auto"/>
+        <w:rPr>
+          <w:rFonts w:ascii="Times New Roman" w:cs="Times New Roman" w:eastAsia="Times New Roman" w:hAnsi="Times New Roman"/>
+          <w:color w:val="ff0000"/>
+          <w:sz w:val="24"/>
+          <w:szCs w:val="24"/>
+        </w:rPr>
+      </w:pPr>
+      <w:r>
+        <w:rPr>
+          <w:rFonts w:ascii="Times New Roman" w:cs="Times New Roman" w:eastAsia="Times New Roman" w:hAnsi="Times New Roman"/>
+          <w:color w:val="ff0000"/>
+          <w:sz w:val="24"/>
+          <w:szCs w:val="24"/>
+          <w:rtl w:val="0"/>
+        </w:rPr>
+        <w:t xml:space="preserve">Св. прпмчц. Теодосії, діви.</w:t>
+      </w:r>
+    </w:p>
+    <w:p>
+      <w:pPr>
+        <w:spacing w:after="120" w:lineRule="auto"/>
+        <w:rPr>
+          <w:rFonts w:ascii="Times New Roman" w:cs="Times New Roman" w:eastAsia="Times New Roman" w:hAnsi="Times New Roman"/>
+          <w:sz w:val="24"/>
+          <w:szCs w:val="24"/>
+        </w:rPr>
+      </w:pPr>
+      <w:r>
+        <w:rPr>
+          <w:rtl w:val="0"/>
+        </w:rPr>
       </w:r>
     </w:p>
     <w:p>
@@ -319,17 +385,21 @@
       </w:pPr>
       <w:r>
         <w:rPr>
-          <w:rFonts w:ascii="Times New Roman" w:hAnsi="Times New Roman"/>
-          <w:i/>
-          <w:color w:val="FF4400"/>
-          <w:sz w:val="24"/>
-        </w:rPr>
-        <w:t>Священик:</w:t>
-      </w:r>
-      <w:r>
-        <w:rPr>
-          <w:rFonts w:ascii="Times New Roman" w:hAnsi="Times New Roman"/>
-          <w:sz w:val="24"/>
+          <w:rFonts w:ascii="Times New Roman" w:cs="Times New Roman" w:eastAsia="Times New Roman" w:hAnsi="Times New Roman"/>
+          <w:i w:val="1"/>
+          <w:color w:val="ff0000"/>
+          <w:sz w:val="24"/>
+          <w:szCs w:val="24"/>
+          <w:rtl w:val="0"/>
+        </w:rPr>
+        <w:t xml:space="preserve">Священик:</w:t>
+      </w:r>
+      <w:r>
+        <w:rPr>
+          <w:rFonts w:ascii="Times New Roman" w:cs="Times New Roman" w:eastAsia="Times New Roman" w:hAnsi="Times New Roman"/>
+          <w:sz w:val="24"/>
+          <w:szCs w:val="24"/>
+          <w:rtl w:val="0"/>
         </w:rPr>
         <w:t xml:space="preserve"> Бо твоє є царство, і сила, і слава, Отця, і Сина, і Святого Духа, нині і повсякчас, і на віки віків.</w:t>
       </w:r>
@@ -2445,17 +2515,21 @@
       </w:pPr>
       <w:r>
         <w:rPr>
-          <w:rFonts w:ascii="Times New Roman" w:hAnsi="Times New Roman"/>
-          <w:i/>
-          <w:color w:val="FF4400"/>
-          <w:sz w:val="24"/>
-        </w:rPr>
-        <w:t>Священик:</w:t>
-      </w:r>
-      <w:r>
-        <w:rPr>
-          <w:rFonts w:ascii="Times New Roman" w:hAnsi="Times New Roman"/>
-          <w:sz w:val="24"/>
+          <w:rFonts w:ascii="Times New Roman" w:cs="Times New Roman" w:eastAsia="Times New Roman" w:hAnsi="Times New Roman"/>
+          <w:i w:val="1"/>
+          <w:color w:val="ff0000"/>
+          <w:sz w:val="24"/>
+          <w:szCs w:val="24"/>
+          <w:rtl w:val="0"/>
+        </w:rPr>
+        <w:t xml:space="preserve">Священик:</w:t>
+      </w:r>
+      <w:r>
+        <w:rPr>
+          <w:rFonts w:ascii="Times New Roman" w:cs="Times New Roman" w:eastAsia="Times New Roman" w:hAnsi="Times New Roman"/>
+          <w:sz w:val="24"/>
+          <w:szCs w:val="24"/>
+          <w:rtl w:val="0"/>
         </w:rPr>
         <w:t xml:space="preserve"> Бо тобі належить усяка слава, честь і поклоніння, Отцю, і Сину, і Святому Духові, нині і повсякчас, і на віки віків.</w:t>
       </w:r>
@@ -3174,19 +3248,33 @@
       </w:pPr>
       <w:r>
         <w:rPr>
-          <w:rFonts w:ascii="Times New Roman" w:hAnsi="Times New Roman"/>
-          <w:i/>
-          <w:color w:val="FF4400"/>
-          <w:sz w:val="24"/>
-        </w:rPr>
-        <w:t>Священик:</w:t>
-      </w:r>
-      <w:r>
-        <w:rPr>
-          <w:rFonts w:ascii="Times New Roman" w:hAnsi="Times New Roman"/>
-          <w:sz w:val="24"/>
-        </w:rPr>
-        <w:t xml:space="preserve"> Бо твоя є влада і твоє царство, і сила, і слава, Отця, і Сина, і Святого Духа, нині і повсякчас, і на віки віків.</w:t>
+          <w:rFonts w:ascii="Times New Roman" w:cs="Times New Roman" w:eastAsia="Times New Roman" w:hAnsi="Times New Roman"/>
+          <w:i w:val="1"/>
+          <w:color w:val="ff0000"/>
+          <w:sz w:val="24"/>
+          <w:szCs w:val="24"/>
+          <w:rtl w:val="0"/>
+        </w:rPr>
+        <w:t xml:space="preserve">Священик:</w:t>
+      </w:r>
+      <w:r>
+        <w:rPr>
+          <w:rFonts w:ascii="Times New Roman" w:cs="Times New Roman" w:eastAsia="Times New Roman" w:hAnsi="Times New Roman"/>
+          <w:color w:val="ff0000"/>
+          <w:sz w:val="24"/>
+          <w:szCs w:val="24"/>
+          <w:rtl w:val="0"/>
+        </w:rPr>
+        <w:t xml:space="preserve"> </w:t>
+      </w:r>
+      <w:r>
+        <w:rPr>
+          <w:rFonts w:ascii="Times New Roman" w:cs="Times New Roman" w:eastAsia="Times New Roman" w:hAnsi="Times New Roman"/>
+          <w:sz w:val="24"/>
+          <w:szCs w:val="24"/>
+          <w:rtl w:val="0"/>
+        </w:rPr>
+        <w:t xml:space="preserve">Бо твоя є влада і твоє царство, і сила, і слава, Отця, і Сина, і Святого Духа, нині і повсякчас, і на віки віків.</w:t>
       </w:r>
     </w:p>
     <w:p>
@@ -4883,19 +4971,33 @@
       </w:pPr>
       <w:r>
         <w:rPr>
-          <w:rFonts w:ascii="Times New Roman" w:hAnsi="Times New Roman"/>
-          <w:i/>
-          <w:color w:val="FF4400"/>
-          <w:sz w:val="24"/>
-        </w:rPr>
-        <w:t>Священик:</w:t>
-      </w:r>
-      <w:r>
-        <w:rPr>
-          <w:rFonts w:ascii="Times New Roman" w:hAnsi="Times New Roman"/>
-          <w:sz w:val="24"/>
-        </w:rPr>
-        <w:t xml:space="preserve"> Мир всім.</w:t>
+          <w:rFonts w:ascii="Times New Roman" w:cs="Times New Roman" w:eastAsia="Times New Roman" w:hAnsi="Times New Roman"/>
+          <w:i w:val="1"/>
+          <w:color w:val="ff0000"/>
+          <w:sz w:val="24"/>
+          <w:szCs w:val="24"/>
+          <w:rtl w:val="0"/>
+        </w:rPr>
+        <w:t xml:space="preserve">Священик:</w:t>
+      </w:r>
+      <w:r>
+        <w:rPr>
+          <w:rFonts w:ascii="Times New Roman" w:cs="Times New Roman" w:eastAsia="Times New Roman" w:hAnsi="Times New Roman"/>
+          <w:color w:val="ff0000"/>
+          <w:sz w:val="24"/>
+          <w:szCs w:val="24"/>
+          <w:rtl w:val="0"/>
+        </w:rPr>
+        <w:t xml:space="preserve"> </w:t>
+      </w:r>
+      <w:r>
+        <w:rPr>
+          <w:rFonts w:ascii="Times New Roman" w:cs="Times New Roman" w:eastAsia="Times New Roman" w:hAnsi="Times New Roman"/>
+          <w:sz w:val="24"/>
+          <w:szCs w:val="24"/>
+          <w:rtl w:val="0"/>
+        </w:rPr>
+        <w:t xml:space="preserve">Мир всім.</w:t>
       </w:r>
     </w:p>
     <w:p>
@@ -6266,17 +6368,21 @@
       </w:pPr>
       <w:r>
         <w:rPr>
-          <w:rFonts w:ascii="Times New Roman" w:hAnsi="Times New Roman"/>
-          <w:i/>
-          <w:color w:val="FF4400"/>
-          <w:sz w:val="24"/>
-        </w:rPr>
-        <w:t>Священик:</w:t>
-      </w:r>
-      <w:r>
-        <w:rPr>
-          <w:rFonts w:ascii="Times New Roman" w:hAnsi="Times New Roman"/>
-          <w:sz w:val="24"/>
+          <w:rFonts w:ascii="Times New Roman" w:cs="Times New Roman" w:eastAsia="Times New Roman" w:hAnsi="Times New Roman"/>
+          <w:i w:val="1"/>
+          <w:color w:val="ff0000"/>
+          <w:sz w:val="24"/>
+          <w:szCs w:val="24"/>
+          <w:rtl w:val="0"/>
+        </w:rPr>
+        <w:t xml:space="preserve">Священик:</w:t>
+      </w:r>
+      <w:r>
+        <w:rPr>
+          <w:rFonts w:ascii="Times New Roman" w:cs="Times New Roman" w:eastAsia="Times New Roman" w:hAnsi="Times New Roman"/>
+          <w:sz w:val="24"/>
+          <w:szCs w:val="24"/>
+          <w:rtl w:val="0"/>
         </w:rPr>
         <w:t xml:space="preserve"> Бо милостивий і чоловіколюбець Бог єси, і тобі славу возсилаємо: Отцю, і Сину, і Святому Духові, нині і повсякчас, і на віки віків.</w:t>
       </w:r>
@@ -7181,19 +7287,33 @@
       </w:pPr>
       <w:r>
         <w:rPr>
-          <w:rFonts w:ascii="Times New Roman" w:hAnsi="Times New Roman"/>
-          <w:i/>
-          <w:color w:val="FF4400"/>
-          <w:sz w:val="24"/>
-        </w:rPr>
-        <w:t>Священик:</w:t>
-      </w:r>
-      <w:r>
-        <w:rPr>
-          <w:rFonts w:ascii="Times New Roman" w:hAnsi="Times New Roman"/>
-          <w:sz w:val="24"/>
-        </w:rPr>
-        <w:t xml:space="preserve"> Бо ти Бог милости, ласк і чоловіколюбности, і тобі славу віддаємо: Отцю, і Сину, і Святому Духові, нині і повсякчас, і на віки віків.</w:t>
+          <w:rFonts w:ascii="Times New Roman" w:cs="Times New Roman" w:eastAsia="Times New Roman" w:hAnsi="Times New Roman"/>
+          <w:i w:val="1"/>
+          <w:color w:val="ff0000"/>
+          <w:sz w:val="24"/>
+          <w:szCs w:val="24"/>
+          <w:rtl w:val="0"/>
+        </w:rPr>
+        <w:t xml:space="preserve">Священик:</w:t>
+      </w:r>
+      <w:r>
+        <w:rPr>
+          <w:rFonts w:ascii="Times New Roman" w:cs="Times New Roman" w:eastAsia="Times New Roman" w:hAnsi="Times New Roman"/>
+          <w:color w:val="ff0000"/>
+          <w:sz w:val="24"/>
+          <w:szCs w:val="24"/>
+          <w:rtl w:val="0"/>
+        </w:rPr>
+        <w:t xml:space="preserve"> </w:t>
+      </w:r>
+      <w:r>
+        <w:rPr>
+          <w:rFonts w:ascii="Times New Roman" w:cs="Times New Roman" w:eastAsia="Times New Roman" w:hAnsi="Times New Roman"/>
+          <w:sz w:val="24"/>
+          <w:szCs w:val="24"/>
+          <w:rtl w:val="0"/>
+        </w:rPr>
+        <w:t xml:space="preserve">Бо ти Бог милости, ласк і чоловіколюбности, і тобі славу віддаємо: Отцю, і Сину, і Святому Духові, нині і повсякчас, і на віки віків.</w:t>
       </w:r>
     </w:p>
     <w:p>
@@ -7249,19 +7369,33 @@
       </w:pPr>
       <w:r>
         <w:rPr>
-          <w:rFonts w:ascii="Times New Roman" w:hAnsi="Times New Roman"/>
-          <w:i/>
-          <w:color w:val="FF4400"/>
-          <w:sz w:val="24"/>
-        </w:rPr>
-        <w:t>Священик:</w:t>
-      </w:r>
-      <w:r>
-        <w:rPr>
-          <w:rFonts w:ascii="Times New Roman" w:hAnsi="Times New Roman"/>
-          <w:sz w:val="24"/>
-        </w:rPr>
-        <w:t xml:space="preserve"> Мир всім.</w:t>
+          <w:rFonts w:ascii="Times New Roman" w:cs="Times New Roman" w:eastAsia="Times New Roman" w:hAnsi="Times New Roman"/>
+          <w:i w:val="1"/>
+          <w:color w:val="ff0000"/>
+          <w:sz w:val="24"/>
+          <w:szCs w:val="24"/>
+          <w:rtl w:val="0"/>
+        </w:rPr>
+        <w:t xml:space="preserve">Священик:</w:t>
+      </w:r>
+      <w:r>
+        <w:rPr>
+          <w:rFonts w:ascii="Times New Roman" w:cs="Times New Roman" w:eastAsia="Times New Roman" w:hAnsi="Times New Roman"/>
+          <w:color w:val="ff0000"/>
+          <w:sz w:val="24"/>
+          <w:szCs w:val="24"/>
+          <w:rtl w:val="0"/>
+        </w:rPr>
+        <w:t xml:space="preserve"> </w:t>
+      </w:r>
+      <w:r>
+        <w:rPr>
+          <w:rFonts w:ascii="Times New Roman" w:cs="Times New Roman" w:eastAsia="Times New Roman" w:hAnsi="Times New Roman"/>
+          <w:sz w:val="24"/>
+          <w:szCs w:val="24"/>
+          <w:rtl w:val="0"/>
+        </w:rPr>
+        <w:t xml:space="preserve">Мир всім.</w:t>
       </w:r>
     </w:p>
     <w:p>
@@ -7409,19 +7543,33 @@
       </w:pPr>
       <w:r>
         <w:rPr>
-          <w:rFonts w:ascii="Times New Roman" w:hAnsi="Times New Roman"/>
-          <w:i/>
-          <w:color w:val="FF4400"/>
-          <w:sz w:val="24"/>
-        </w:rPr>
-        <w:t>Священик:</w:t>
-      </w:r>
-      <w:r>
-        <w:rPr>
-          <w:rFonts w:ascii="Times New Roman" w:hAnsi="Times New Roman"/>
-          <w:sz w:val="24"/>
-        </w:rPr>
-        <w:t xml:space="preserve"> Нехай буде влада царства твого благословенна і дуже прославлена: Отця, і Сина, і Святого Духа, нині і повсякчас, і на віки віків.</w:t>
+          <w:rFonts w:ascii="Times New Roman" w:cs="Times New Roman" w:eastAsia="Times New Roman" w:hAnsi="Times New Roman"/>
+          <w:i w:val="1"/>
+          <w:color w:val="ff0000"/>
+          <w:sz w:val="24"/>
+          <w:szCs w:val="24"/>
+          <w:rtl w:val="0"/>
+        </w:rPr>
+        <w:t xml:space="preserve">Священик:</w:t>
+      </w:r>
+      <w:r>
+        <w:rPr>
+          <w:rFonts w:ascii="Times New Roman" w:cs="Times New Roman" w:eastAsia="Times New Roman" w:hAnsi="Times New Roman"/>
+          <w:color w:val="ff0000"/>
+          <w:sz w:val="24"/>
+          <w:szCs w:val="24"/>
+          <w:rtl w:val="0"/>
+        </w:rPr>
+        <w:t xml:space="preserve"> </w:t>
+      </w:r>
+      <w:r>
+        <w:rPr>
+          <w:rFonts w:ascii="Times New Roman" w:cs="Times New Roman" w:eastAsia="Times New Roman" w:hAnsi="Times New Roman"/>
+          <w:sz w:val="24"/>
+          <w:szCs w:val="24"/>
+          <w:rtl w:val="0"/>
+        </w:rPr>
+        <w:t xml:space="preserve">Нехай буде влада царства твого благословенна і дуже прославлена: Отця, і Сина, і Святого Духа, нині і повсякчас, і на віки віків.</w:t>
       </w:r>
     </w:p>
     <w:p>
@@ -8107,17 +8255,21 @@
       </w:pPr>
       <w:r>
         <w:rPr>
-          <w:rFonts w:ascii="Times New Roman" w:hAnsi="Times New Roman"/>
-          <w:i/>
-          <w:color w:val="FF4400"/>
-          <w:sz w:val="24"/>
-        </w:rPr>
-        <w:t>Священик:</w:t>
-      </w:r>
-      <w:r>
-        <w:rPr>
-          <w:rFonts w:ascii="Times New Roman" w:hAnsi="Times New Roman"/>
-          <w:sz w:val="24"/>
+          <w:rFonts w:ascii="Times New Roman" w:cs="Times New Roman" w:eastAsia="Times New Roman" w:hAnsi="Times New Roman"/>
+          <w:i w:val="1"/>
+          <w:color w:val="ff0000"/>
+          <w:sz w:val="24"/>
+          <w:szCs w:val="24"/>
+          <w:rtl w:val="0"/>
+        </w:rPr>
+        <w:t xml:space="preserve">Священик:</w:t>
+      </w:r>
+      <w:r>
+        <w:rPr>
+          <w:rFonts w:ascii="Times New Roman" w:cs="Times New Roman" w:eastAsia="Times New Roman" w:hAnsi="Times New Roman"/>
+          <w:sz w:val="24"/>
+          <w:szCs w:val="24"/>
+          <w:rtl w:val="0"/>
         </w:rPr>
         <w:t xml:space="preserve"> Бо твоє є царство, і сила, і слава, Отця, і Сина, і Святого Духа, нині і повсякчас, і на віки віків.</w:t>
       </w:r>
@@ -8442,19 +8594,33 @@
       </w:pPr>
       <w:r>
         <w:rPr>
-          <w:rFonts w:ascii="Times New Roman" w:hAnsi="Times New Roman"/>
-          <w:i/>
-          <w:color w:val="FF4400"/>
-          <w:sz w:val="24"/>
-        </w:rPr>
-        <w:t>Священик:</w:t>
-      </w:r>
-      <w:r>
-        <w:rPr>
-          <w:rFonts w:ascii="Times New Roman" w:hAnsi="Times New Roman"/>
-          <w:sz w:val="24"/>
-        </w:rPr>
-        <w:t xml:space="preserve"> Благословенний Христос, Бог наш, завжди, нині і повсякчас, і на віки віків.</w:t>
+          <w:rFonts w:ascii="Times New Roman" w:cs="Times New Roman" w:eastAsia="Times New Roman" w:hAnsi="Times New Roman"/>
+          <w:i w:val="1"/>
+          <w:color w:val="ff0000"/>
+          <w:sz w:val="24"/>
+          <w:szCs w:val="24"/>
+          <w:rtl w:val="0"/>
+        </w:rPr>
+        <w:t xml:space="preserve">Священик:</w:t>
+      </w:r>
+      <w:r>
+        <w:rPr>
+          <w:rFonts w:ascii="Times New Roman" w:cs="Times New Roman" w:eastAsia="Times New Roman" w:hAnsi="Times New Roman"/>
+          <w:color w:val="ff0000"/>
+          <w:sz w:val="24"/>
+          <w:szCs w:val="24"/>
+          <w:rtl w:val="0"/>
+        </w:rPr>
+        <w:t xml:space="preserve"> </w:t>
+      </w:r>
+      <w:r>
+        <w:rPr>
+          <w:rFonts w:ascii="Times New Roman" w:cs="Times New Roman" w:eastAsia="Times New Roman" w:hAnsi="Times New Roman"/>
+          <w:sz w:val="24"/>
+          <w:szCs w:val="24"/>
+          <w:rtl w:val="0"/>
+        </w:rPr>
+        <w:t xml:space="preserve">Благословенний Христос, Бог наш, завжди, нині і повсякчас, і на віки віків.</w:t>
       </w:r>
     </w:p>
     <w:p>
@@ -8510,19 +8676,33 @@
       </w:pPr>
       <w:r>
         <w:rPr>
-          <w:rFonts w:ascii="Times New Roman" w:hAnsi="Times New Roman"/>
-          <w:i/>
-          <w:color w:val="FF4400"/>
-          <w:sz w:val="24"/>
-        </w:rPr>
-        <w:t>Священик:</w:t>
-      </w:r>
-      <w:r>
-        <w:rPr>
-          <w:rFonts w:ascii="Times New Roman" w:hAnsi="Times New Roman"/>
-          <w:sz w:val="24"/>
-        </w:rPr>
-        <w:t xml:space="preserve"> Пресвята Богородице, спаси нас.</w:t>
+          <w:rFonts w:ascii="Times New Roman" w:cs="Times New Roman" w:eastAsia="Times New Roman" w:hAnsi="Times New Roman"/>
+          <w:i w:val="1"/>
+          <w:color w:val="ff0000"/>
+          <w:sz w:val="24"/>
+          <w:szCs w:val="24"/>
+          <w:rtl w:val="0"/>
+        </w:rPr>
+        <w:t xml:space="preserve">Священик:</w:t>
+      </w:r>
+      <w:r>
+        <w:rPr>
+          <w:rFonts w:ascii="Times New Roman" w:cs="Times New Roman" w:eastAsia="Times New Roman" w:hAnsi="Times New Roman"/>
+          <w:color w:val="ff0000"/>
+          <w:sz w:val="24"/>
+          <w:szCs w:val="24"/>
+          <w:rtl w:val="0"/>
+        </w:rPr>
+        <w:t xml:space="preserve"> </w:t>
+      </w:r>
+      <w:r>
+        <w:rPr>
+          <w:rFonts w:ascii="Times New Roman" w:cs="Times New Roman" w:eastAsia="Times New Roman" w:hAnsi="Times New Roman"/>
+          <w:sz w:val="24"/>
+          <w:szCs w:val="24"/>
+          <w:rtl w:val="0"/>
+        </w:rPr>
+        <w:t xml:space="preserve">Пресвята Богородице, спаси нас.</w:t>
       </w:r>
     </w:p>
     <w:p>
@@ -8568,19 +8748,33 @@
       </w:pPr>
       <w:r>
         <w:rPr>
-          <w:rFonts w:ascii="Times New Roman" w:hAnsi="Times New Roman"/>
-          <w:i/>
-          <w:color w:val="FF4400"/>
-          <w:sz w:val="24"/>
-        </w:rPr>
-        <w:t>Священик:</w:t>
-      </w:r>
-      <w:r>
-        <w:rPr>
-          <w:rFonts w:ascii="Times New Roman" w:hAnsi="Times New Roman"/>
-          <w:sz w:val="24"/>
-        </w:rPr>
-        <w:t xml:space="preserve"> Слава тобі, Христе Боже, надіє наша, слава тобі!</w:t>
+          <w:rFonts w:ascii="Times New Roman" w:cs="Times New Roman" w:eastAsia="Times New Roman" w:hAnsi="Times New Roman"/>
+          <w:i w:val="1"/>
+          <w:color w:val="ff0000"/>
+          <w:sz w:val="24"/>
+          <w:szCs w:val="24"/>
+          <w:rtl w:val="0"/>
+        </w:rPr>
+        <w:t xml:space="preserve">Священик:</w:t>
+      </w:r>
+      <w:r>
+        <w:rPr>
+          <w:rFonts w:ascii="Times New Roman" w:cs="Times New Roman" w:eastAsia="Times New Roman" w:hAnsi="Times New Roman"/>
+          <w:color w:val="ff0000"/>
+          <w:sz w:val="24"/>
+          <w:szCs w:val="24"/>
+          <w:rtl w:val="0"/>
+        </w:rPr>
+        <w:t xml:space="preserve"> </w:t>
+      </w:r>
+      <w:r>
+        <w:rPr>
+          <w:rFonts w:ascii="Times New Roman" w:cs="Times New Roman" w:eastAsia="Times New Roman" w:hAnsi="Times New Roman"/>
+          <w:sz w:val="24"/>
+          <w:szCs w:val="24"/>
+          <w:rtl w:val="0"/>
+        </w:rPr>
+        <w:t xml:space="preserve">Слава тобі, Христе Боже, надіє наша, слава тобі!</w:t>
       </w:r>
     </w:p>
     <w:p>
@@ -8645,37 +8839,54 @@
       </w:r>
     </w:p>
     <w:p>
-      <w:r>
-        <w:rPr>
-          <w:rFonts w:ascii="Times New Roman" w:hAnsi="Times New Roman"/>
-          <w:i/>
-          <w:color w:val="FF4400"/>
-          <w:sz w:val="24"/>
-        </w:rPr>
-        <w:t>Священик:</w:t>
-      </w:r>
-      <w:r>
-        <w:rPr>
-          <w:rFonts w:ascii="Times New Roman" w:hAnsi="Times New Roman"/>
-          <w:sz w:val="24"/>
-        </w:rPr>
-        <w:t xml:space="preserve"> Христос, що воскрес із мертвих, істинний Бог наш - молитвами пречистої Своєї Матері, святих славних і всехвальних апостолів, святого, </w:t>
-      </w:r>
-      <w:r>
-        <w:rPr>
-          <w:rFonts w:ascii="Times New Roman" w:hAnsi="Times New Roman"/>
-          <w:i/>
-          <w:color w:val="FF4400"/>
-          <w:sz w:val="24"/>
-        </w:rPr>
-        <w:t>якого є храм</w:t>
-      </w:r>
-      <w:r>
-        <w:rPr>
-          <w:rFonts w:ascii="Times New Roman" w:hAnsi="Times New Roman"/>
-          <w:sz w:val="24"/>
-        </w:rPr>
-        <w:t>, собор святих славних і всехвальних дванадцяти апостолів, блаженного священномученика Василія Величковського і всіх святих - помилує і спасе нас як благий і людинолюбний.</w:t>
+      <w:pPr>
+        <w:spacing w:after="120" w:lineRule="auto"/>
+        <w:jc w:val="both"/>
+        <w:rPr>
+          <w:rFonts w:ascii="Times New Roman" w:cs="Times New Roman" w:eastAsia="Times New Roman" w:hAnsi="Times New Roman"/>
+          <w:sz w:val="24"/>
+          <w:szCs w:val="24"/>
+        </w:rPr>
+      </w:pPr>
+      <w:r>
+        <w:rPr>
+          <w:rFonts w:ascii="Times New Roman" w:cs="Times New Roman" w:eastAsia="Times New Roman" w:hAnsi="Times New Roman"/>
+          <w:i w:val="1"/>
+          <w:color w:val="ff0000"/>
+          <w:sz w:val="24"/>
+          <w:szCs w:val="24"/>
+          <w:rtl w:val="0"/>
+        </w:rPr>
+        <w:t xml:space="preserve">Священик:</w:t>
+      </w:r>
+      <w:r>
+        <w:rPr>
+          <w:rFonts w:ascii="Times New Roman" w:cs="Times New Roman" w:eastAsia="Times New Roman" w:hAnsi="Times New Roman"/>
+          <w:sz w:val="24"/>
+          <w:szCs w:val="24"/>
+          <w:rtl w:val="0"/>
+        </w:rPr>
+        <w:t xml:space="preserve"> Христос, що воскрес із мертвих, істинний Бог наш, молитвами пречистої своєї Матері, святих, славних і всехвальних апостолів, і святого </w:t>
+      </w:r>
+      <w:r>
+        <w:rPr>
+          <w:rFonts w:ascii="Times New Roman" w:cs="Times New Roman" w:eastAsia="Times New Roman" w:hAnsi="Times New Roman"/>
+          <w:i w:val="1"/>
+          <w:color w:val="ff0000"/>
+          <w:sz w:val="24"/>
+          <w:szCs w:val="24"/>
+          <w:rtl w:val="0"/>
+        </w:rPr>
+        <w:t xml:space="preserve">(ім'я, якого є храм)</w:t>
+      </w:r>
+      <w:r>
+        <w:rPr>
+          <w:rFonts w:ascii="Times New Roman" w:cs="Times New Roman" w:eastAsia="Times New Roman" w:hAnsi="Times New Roman"/>
+          <w:sz w:val="24"/>
+          <w:szCs w:val="24"/>
+          <w:rtl w:val="0"/>
+        </w:rPr>
+        <w:t xml:space="preserve">, і всіх святих, світлу пам’ять яких день урочисто святкуємо, помилує і спасе нас, як благий і чоловіколюбець.</w:t>
       </w:r>
     </w:p>
     <w:p>
@@ -8865,19 +9076,33 @@
       </w:pPr>
       <w:r>
         <w:rPr>
-          <w:rFonts w:ascii="Times New Roman" w:hAnsi="Times New Roman"/>
-          <w:i/>
-          <w:color w:val="FF4400"/>
-          <w:sz w:val="24"/>
-        </w:rPr>
-        <w:t>Священик:</w:t>
-      </w:r>
-      <w:r>
-        <w:rPr>
-          <w:rFonts w:ascii="Times New Roman" w:hAnsi="Times New Roman"/>
-          <w:sz w:val="24"/>
-        </w:rPr>
-        <w:t xml:space="preserve"> Слава святій, одноістотній, животворящій і нероздільній Тройці, завжди, нині і повсякчас, і на віки віків.</w:t>
+          <w:rFonts w:ascii="Times New Roman" w:cs="Times New Roman" w:eastAsia="Times New Roman" w:hAnsi="Times New Roman"/>
+          <w:i w:val="1"/>
+          <w:color w:val="ff0000"/>
+          <w:sz w:val="24"/>
+          <w:szCs w:val="24"/>
+          <w:rtl w:val="0"/>
+        </w:rPr>
+        <w:t xml:space="preserve">Священик</w:t>
+      </w:r>
+      <w:r>
+        <w:rPr>
+          <w:rFonts w:ascii="Times New Roman" w:cs="Times New Roman" w:eastAsia="Times New Roman" w:hAnsi="Times New Roman"/>
+          <w:color w:val="ff0000"/>
+          <w:sz w:val="24"/>
+          <w:szCs w:val="24"/>
+          <w:rtl w:val="0"/>
+        </w:rPr>
+        <w:t xml:space="preserve">: </w:t>
+      </w:r>
+      <w:r>
+        <w:rPr>
+          <w:rFonts w:ascii="Times New Roman" w:cs="Times New Roman" w:eastAsia="Times New Roman" w:hAnsi="Times New Roman"/>
+          <w:sz w:val="24"/>
+          <w:szCs w:val="24"/>
+          <w:rtl w:val="0"/>
+        </w:rPr>
+        <w:t xml:space="preserve">Слава святій, одноістотній, животворящій і нероздільній Тройці, завжди, нині і повсякчас, і на віки віків.</w:t>
       </w:r>
     </w:p>
     <w:p>
@@ -12622,17 +12847,21 @@
       </w:pPr>
       <w:r>
         <w:rPr>
-          <w:rFonts w:ascii="Times New Roman" w:hAnsi="Times New Roman"/>
-          <w:i/>
-          <w:color w:val="FF4400"/>
-          <w:sz w:val="24"/>
-        </w:rPr>
-        <w:t>Священик:</w:t>
-      </w:r>
-      <w:r>
-        <w:rPr>
-          <w:rFonts w:ascii="Times New Roman" w:hAnsi="Times New Roman"/>
-          <w:sz w:val="24"/>
+          <w:rFonts w:ascii="Times New Roman" w:cs="Times New Roman" w:eastAsia="Times New Roman" w:hAnsi="Times New Roman"/>
+          <w:i w:val="1"/>
+          <w:color w:val="ff0000"/>
+          <w:sz w:val="24"/>
+          <w:szCs w:val="24"/>
+          <w:rtl w:val="0"/>
+        </w:rPr>
+        <w:t xml:space="preserve">Священик:</w:t>
+      </w:r>
+      <w:r>
+        <w:rPr>
+          <w:rFonts w:ascii="Times New Roman" w:cs="Times New Roman" w:eastAsia="Times New Roman" w:hAnsi="Times New Roman"/>
+          <w:sz w:val="24"/>
+          <w:szCs w:val="24"/>
+          <w:rtl w:val="0"/>
         </w:rPr>
         <w:t xml:space="preserve"> Бо тобі належить усяка слава, честь і поклоніння, Отцю, і Сину, і Святому Духові, нині і повсякчас, і на віки віків.</w:t>
       </w:r>
@@ -13387,19 +13616,33 @@
       </w:pPr>
       <w:r>
         <w:rPr>
-          <w:rFonts w:ascii="Times New Roman" w:hAnsi="Times New Roman"/>
-          <w:i/>
-          <w:color w:val="FF4400"/>
-          <w:sz w:val="24"/>
-        </w:rPr>
-        <w:t>Священик:</w:t>
-      </w:r>
-      <w:r>
-        <w:rPr>
-          <w:rFonts w:ascii="Times New Roman" w:hAnsi="Times New Roman"/>
-          <w:sz w:val="24"/>
-        </w:rPr>
-        <w:t xml:space="preserve"> Бо Твоя влада і Твоє єсть царство і сила, і слава Отця, і Сина, і Святого Духа, нині і повсякчас, і на віки віків.</w:t>
+          <w:rFonts w:ascii="Times New Roman" w:cs="Times New Roman" w:eastAsia="Times New Roman" w:hAnsi="Times New Roman"/>
+          <w:i w:val="1"/>
+          <w:color w:val="ff0000"/>
+          <w:sz w:val="24"/>
+          <w:szCs w:val="24"/>
+          <w:rtl w:val="0"/>
+        </w:rPr>
+        <w:t xml:space="preserve">Священик: </w:t>
+      </w:r>
+      <w:r>
+        <w:rPr>
+          <w:rFonts w:ascii="Times New Roman" w:cs="Times New Roman" w:eastAsia="Times New Roman" w:hAnsi="Times New Roman"/>
+          <w:color w:val="000000"/>
+          <w:sz w:val="24"/>
+          <w:szCs w:val="24"/>
+          <w:rtl w:val="0"/>
+        </w:rPr>
+        <w:t xml:space="preserve">Бо Твоя влада і Твоє єсть царство і сила, і слава Отця, і Сина, і Святого Духа</w:t>
+      </w:r>
+      <w:r>
+        <w:rPr>
+          <w:rFonts w:ascii="Times New Roman" w:cs="Times New Roman" w:eastAsia="Times New Roman" w:hAnsi="Times New Roman"/>
+          <w:sz w:val="24"/>
+          <w:szCs w:val="24"/>
+          <w:rtl w:val="0"/>
+        </w:rPr>
+        <w:t xml:space="preserve">, нині і повсякчас, і на віки віків.</w:t>
       </w:r>
     </w:p>
     <w:p>
@@ -13807,19 +14050,33 @@
       </w:pPr>
       <w:r>
         <w:rPr>
-          <w:rFonts w:ascii="Times New Roman" w:hAnsi="Times New Roman"/>
-          <w:i/>
-          <w:color w:val="FF4400"/>
-          <w:sz w:val="24"/>
-        </w:rPr>
-        <w:t>Священик:</w:t>
-      </w:r>
-      <w:r>
-        <w:rPr>
-          <w:rFonts w:ascii="Times New Roman" w:hAnsi="Times New Roman"/>
-          <w:sz w:val="24"/>
-        </w:rPr>
-        <w:t xml:space="preserve"> Бо Ти благий і Чоловіколюбець Бог єси і Тобі славу возсилаємо Отцю, і Сину, і Святому Духові, нині і повсякчас, і на віки віків.</w:t>
+          <w:rFonts w:ascii="Times New Roman" w:cs="Times New Roman" w:eastAsia="Times New Roman" w:hAnsi="Times New Roman"/>
+          <w:i w:val="1"/>
+          <w:color w:val="ff0000"/>
+          <w:sz w:val="24"/>
+          <w:szCs w:val="24"/>
+          <w:rtl w:val="0"/>
+        </w:rPr>
+        <w:t xml:space="preserve">Священик: </w:t>
+      </w:r>
+      <w:r>
+        <w:rPr>
+          <w:rFonts w:ascii="Times New Roman" w:cs="Times New Roman" w:eastAsia="Times New Roman" w:hAnsi="Times New Roman"/>
+          <w:color w:val="000000"/>
+          <w:sz w:val="24"/>
+          <w:szCs w:val="24"/>
+          <w:rtl w:val="0"/>
+        </w:rPr>
+        <w:t xml:space="preserve">Бо Ти благий і Чоловіколюбець Бог єси і Тобі славу возсилаємо Отцю, і Сину, і Святому Духові</w:t>
+      </w:r>
+      <w:r>
+        <w:rPr>
+          <w:rFonts w:ascii="Times New Roman" w:cs="Times New Roman" w:eastAsia="Times New Roman" w:hAnsi="Times New Roman"/>
+          <w:sz w:val="24"/>
+          <w:szCs w:val="24"/>
+          <w:rtl w:val="0"/>
+        </w:rPr>
+        <w:t xml:space="preserve">, нині і повсякчас, і на віки віків.</w:t>
       </w:r>
     </w:p>
     <w:p>
@@ -14708,19 +14965,33 @@
       </w:pPr>
       <w:r>
         <w:rPr>
-          <w:rFonts w:ascii="Times New Roman" w:hAnsi="Times New Roman"/>
-          <w:i/>
-          <w:color w:val="FF4400"/>
-          <w:sz w:val="24"/>
-        </w:rPr>
-        <w:t>Священик:</w:t>
-      </w:r>
-      <w:r>
-        <w:rPr>
-          <w:rFonts w:ascii="Times New Roman" w:hAnsi="Times New Roman"/>
-          <w:sz w:val="24"/>
-        </w:rPr>
-        <w:t xml:space="preserve"> Бо благословилося і прославилося ім’я Твоє Отця, і Сина, і Святого Духа, нині і повсякчас, і на віки віків.</w:t>
+          <w:rFonts w:ascii="Times New Roman" w:cs="Times New Roman" w:eastAsia="Times New Roman" w:hAnsi="Times New Roman"/>
+          <w:i w:val="1"/>
+          <w:color w:val="ff0000"/>
+          <w:sz w:val="24"/>
+          <w:szCs w:val="24"/>
+          <w:rtl w:val="0"/>
+        </w:rPr>
+        <w:t xml:space="preserve">Священик: </w:t>
+      </w:r>
+      <w:r>
+        <w:rPr>
+          <w:rFonts w:ascii="Times New Roman" w:cs="Times New Roman" w:eastAsia="Times New Roman" w:hAnsi="Times New Roman"/>
+          <w:color w:val="000000"/>
+          <w:sz w:val="24"/>
+          <w:szCs w:val="24"/>
+          <w:rtl w:val="0"/>
+        </w:rPr>
+        <w:t xml:space="preserve">Бо благословилося і прославилося ім’я Твоє Отця, і Сина, і Святого Духа</w:t>
+      </w:r>
+      <w:r>
+        <w:rPr>
+          <w:rFonts w:ascii="Times New Roman" w:cs="Times New Roman" w:eastAsia="Times New Roman" w:hAnsi="Times New Roman"/>
+          <w:sz w:val="24"/>
+          <w:szCs w:val="24"/>
+          <w:rtl w:val="0"/>
+        </w:rPr>
+        <w:t xml:space="preserve">, нині і повсякчас, і на віки віків.</w:t>
       </w:r>
     </w:p>
     <w:p>
@@ -15728,17 +15999,21 @@
       </w:pPr>
       <w:r>
         <w:rPr>
-          <w:rFonts w:ascii="Times New Roman" w:hAnsi="Times New Roman"/>
-          <w:i/>
-          <w:color w:val="FF4400"/>
-          <w:sz w:val="24"/>
-        </w:rPr>
-        <w:t>Священик:</w:t>
-      </w:r>
-      <w:r>
-        <w:rPr>
-          <w:rFonts w:ascii="Times New Roman" w:hAnsi="Times New Roman"/>
-          <w:sz w:val="24"/>
+          <w:rFonts w:ascii="Times New Roman" w:cs="Times New Roman" w:eastAsia="Times New Roman" w:hAnsi="Times New Roman"/>
+          <w:i w:val="1"/>
+          <w:color w:val="ff0000"/>
+          <w:sz w:val="24"/>
+          <w:szCs w:val="24"/>
+          <w:rtl w:val="0"/>
+        </w:rPr>
+        <w:t xml:space="preserve">Священик:</w:t>
+      </w:r>
+      <w:r>
+        <w:rPr>
+          <w:rFonts w:ascii="Times New Roman" w:cs="Times New Roman" w:eastAsia="Times New Roman" w:hAnsi="Times New Roman"/>
+          <w:sz w:val="24"/>
+          <w:szCs w:val="24"/>
+          <w:rtl w:val="0"/>
         </w:rPr>
         <w:t xml:space="preserve"> Мир всім.</w:t>
       </w:r>
@@ -16018,17 +16293,21 @@
       </w:pPr>
       <w:r>
         <w:rPr>
-          <w:rFonts w:ascii="Times New Roman" w:hAnsi="Times New Roman"/>
-          <w:i/>
-          <w:color w:val="FF4400"/>
-          <w:sz w:val="24"/>
-        </w:rPr>
-        <w:t>Священик:</w:t>
-      </w:r>
-      <w:r>
-        <w:rPr>
-          <w:rFonts w:ascii="Times New Roman" w:hAnsi="Times New Roman"/>
-          <w:sz w:val="24"/>
+          <w:rFonts w:ascii="Times New Roman" w:cs="Times New Roman" w:eastAsia="Times New Roman" w:hAnsi="Times New Roman"/>
+          <w:i w:val="1"/>
+          <w:color w:val="ff0000"/>
+          <w:sz w:val="24"/>
+          <w:szCs w:val="24"/>
+          <w:rtl w:val="0"/>
+        </w:rPr>
+        <w:t xml:space="preserve">Священик:</w:t>
+      </w:r>
+      <w:r>
+        <w:rPr>
+          <w:rFonts w:ascii="Times New Roman" w:cs="Times New Roman" w:eastAsia="Times New Roman" w:hAnsi="Times New Roman"/>
+          <w:sz w:val="24"/>
+          <w:szCs w:val="24"/>
+          <w:rtl w:val="0"/>
         </w:rPr>
         <w:t xml:space="preserve"> Бо ти святий єси, Боже наш, і в святині перебуваєш, і ми тобі славу віддаємо: Отцю, і Сину, і Святому Духові, нині і повсякчас, і на віки віків.</w:t>
       </w:r>
@@ -16346,19 +16625,33 @@
       </w:pPr>
       <w:r>
         <w:rPr>
-          <w:rFonts w:ascii="Times New Roman" w:hAnsi="Times New Roman"/>
-          <w:i/>
-          <w:color w:val="FF4400"/>
-          <w:sz w:val="24"/>
-        </w:rPr>
-        <w:t>Священик:</w:t>
-      </w:r>
-      <w:r>
-        <w:rPr>
-          <w:rFonts w:ascii="Times New Roman" w:hAnsi="Times New Roman"/>
-          <w:sz w:val="24"/>
-        </w:rPr>
-        <w:t xml:space="preserve"> Мир всім!</w:t>
+          <w:rFonts w:ascii="Times New Roman" w:cs="Times New Roman" w:eastAsia="Times New Roman" w:hAnsi="Times New Roman"/>
+          <w:i w:val="1"/>
+          <w:color w:val="ff0000"/>
+          <w:sz w:val="24"/>
+          <w:szCs w:val="24"/>
+          <w:rtl w:val="0"/>
+        </w:rPr>
+        <w:t xml:space="preserve">Священик:</w:t>
+      </w:r>
+      <w:r>
+        <w:rPr>
+          <w:rFonts w:ascii="Times New Roman" w:cs="Times New Roman" w:eastAsia="Times New Roman" w:hAnsi="Times New Roman"/>
+          <w:color w:val="ff0000"/>
+          <w:sz w:val="24"/>
+          <w:szCs w:val="24"/>
+          <w:rtl w:val="0"/>
+        </w:rPr>
+        <w:t xml:space="preserve"> </w:t>
+      </w:r>
+      <w:r>
+        <w:rPr>
+          <w:rFonts w:ascii="Times New Roman" w:cs="Times New Roman" w:eastAsia="Times New Roman" w:hAnsi="Times New Roman"/>
+          <w:sz w:val="24"/>
+          <w:szCs w:val="24"/>
+          <w:rtl w:val="0"/>
+        </w:rPr>
+        <w:t xml:space="preserve">Мир всім!</w:t>
       </w:r>
     </w:p>
     <w:p>
@@ -16404,19 +16697,53 @@
       </w:pPr>
       <w:r>
         <w:rPr>
-          <w:rFonts w:ascii="Times New Roman" w:hAnsi="Times New Roman"/>
-          <w:i/>
-          <w:color w:val="FF4400"/>
-          <w:sz w:val="24"/>
-        </w:rPr>
-        <w:t>Священик:</w:t>
-      </w:r>
-      <w:r>
-        <w:rPr>
-          <w:rFonts w:ascii="Times New Roman" w:hAnsi="Times New Roman"/>
-          <w:sz w:val="24"/>
-        </w:rPr>
-        <w:t xml:space="preserve"> Від Матея святого Євангелія читання.</w:t>
+          <w:rFonts w:ascii="Times New Roman" w:cs="Times New Roman" w:eastAsia="Times New Roman" w:hAnsi="Times New Roman"/>
+          <w:i w:val="1"/>
+          <w:color w:val="ff0000"/>
+          <w:sz w:val="24"/>
+          <w:szCs w:val="24"/>
+          <w:rtl w:val="0"/>
+        </w:rPr>
+        <w:t xml:space="preserve">Священик:</w:t>
+      </w:r>
+      <w:r>
+        <w:rPr>
+          <w:rFonts w:ascii="Times New Roman" w:cs="Times New Roman" w:eastAsia="Times New Roman" w:hAnsi="Times New Roman"/>
+          <w:color w:val="ff0000"/>
+          <w:sz w:val="24"/>
+          <w:szCs w:val="24"/>
+          <w:rtl w:val="0"/>
+        </w:rPr>
+        <w:t xml:space="preserve"> </w:t>
+      </w:r>
+      <w:r>
+        <w:rPr>
+          <w:rFonts w:ascii="Times New Roman" w:cs="Times New Roman" w:eastAsia="Times New Roman" w:hAnsi="Times New Roman"/>
+          <w:sz w:val="24"/>
+          <w:szCs w:val="24"/>
+          <w:rtl w:val="0"/>
+        </w:rPr>
+        <w:t xml:space="preserve">Від </w:t>
+      </w:r>
+      <w:r>
+        <w:rPr>
+          <w:rFonts w:ascii="Times New Roman" w:cs="Times New Roman" w:eastAsia="Times New Roman" w:hAnsi="Times New Roman"/>
+          <w:i w:val="1"/>
+          <w:color w:val="ff0000"/>
+          <w:sz w:val="24"/>
+          <w:szCs w:val="24"/>
+          <w:rtl w:val="0"/>
+        </w:rPr>
+        <w:t xml:space="preserve">Матея</w:t>
+      </w:r>
+      <w:r>
+        <w:rPr>
+          <w:rFonts w:ascii="Times New Roman" w:cs="Times New Roman" w:eastAsia="Times New Roman" w:hAnsi="Times New Roman"/>
+          <w:sz w:val="24"/>
+          <w:szCs w:val="24"/>
+          <w:rtl w:val="0"/>
+        </w:rPr>
+        <w:t xml:space="preserve"> святого Євангелія читання.</w:t>
       </w:r>
     </w:p>
     <w:p>
@@ -17463,19 +17790,33 @@
       </w:pPr>
       <w:r>
         <w:rPr>
-          <w:rFonts w:ascii="Times New Roman" w:hAnsi="Times New Roman"/>
-          <w:i/>
-          <w:color w:val="FF4400"/>
-          <w:sz w:val="24"/>
-        </w:rPr>
-        <w:t>Священик:</w:t>
-      </w:r>
-      <w:r>
-        <w:rPr>
-          <w:rFonts w:ascii="Times New Roman" w:hAnsi="Times New Roman"/>
-          <w:sz w:val="24"/>
-        </w:rPr>
-        <w:t xml:space="preserve"> Благодаттю і щедротами і чоловіколюб'ям єдинородного Сина твого, з яким ти благословенний єси, з пресвятим і благим і животворящим твоїм Духом, нині і повсякчас, і на віки віків.</w:t>
+          <w:rFonts w:ascii="Times New Roman" w:cs="Times New Roman" w:eastAsia="Times New Roman" w:hAnsi="Times New Roman"/>
+          <w:i w:val="1"/>
+          <w:color w:val="ff0000"/>
+          <w:sz w:val="24"/>
+          <w:szCs w:val="24"/>
+          <w:rtl w:val="0"/>
+        </w:rPr>
+        <w:t xml:space="preserve">Священик:</w:t>
+      </w:r>
+      <w:r>
+        <w:rPr>
+          <w:rFonts w:ascii="Times New Roman" w:cs="Times New Roman" w:eastAsia="Times New Roman" w:hAnsi="Times New Roman"/>
+          <w:color w:val="ff0000"/>
+          <w:sz w:val="24"/>
+          <w:szCs w:val="24"/>
+          <w:rtl w:val="0"/>
+        </w:rPr>
+        <w:t xml:space="preserve"> </w:t>
+      </w:r>
+      <w:r>
+        <w:rPr>
+          <w:rFonts w:ascii="Times New Roman" w:cs="Times New Roman" w:eastAsia="Times New Roman" w:hAnsi="Times New Roman"/>
+          <w:sz w:val="24"/>
+          <w:szCs w:val="24"/>
+          <w:rtl w:val="0"/>
+        </w:rPr>
+        <w:t xml:space="preserve">Благодаттю і щедротами і чоловіколюб'ям єдинородного Сина твого, з яким ти благословенний єси, з пресвятим і благим і животворящим твоїм Духом, нині і повсякчас, і на віки віків.</w:t>
       </w:r>
     </w:p>
     <w:p>
@@ -18404,19 +18745,33 @@
       </w:pPr>
       <w:r>
         <w:rPr>
-          <w:rFonts w:ascii="Times New Roman" w:hAnsi="Times New Roman"/>
-          <w:i/>
-          <w:color w:val="FF4400"/>
-          <w:sz w:val="24"/>
-        </w:rPr>
-        <w:t>Священик:</w:t>
-      </w:r>
-      <w:r>
-        <w:rPr>
-          <w:rFonts w:ascii="Times New Roman" w:hAnsi="Times New Roman"/>
-          <w:sz w:val="24"/>
-        </w:rPr>
-        <w:t xml:space="preserve"> Бо Ти Бог наш і Тобі славу возсилаємо: Отцю, і Сину, і Святому Духові, нині і повсякчас, і на віки віків.</w:t>
+          <w:rFonts w:ascii="Times New Roman" w:cs="Times New Roman" w:eastAsia="Times New Roman" w:hAnsi="Times New Roman"/>
+          <w:i w:val="1"/>
+          <w:color w:val="ff0000"/>
+          <w:sz w:val="24"/>
+          <w:szCs w:val="24"/>
+          <w:rtl w:val="0"/>
+        </w:rPr>
+        <w:t xml:space="preserve">Священик: </w:t>
+      </w:r>
+      <w:r>
+        <w:rPr>
+          <w:rFonts w:ascii="Times New Roman" w:cs="Times New Roman" w:eastAsia="Times New Roman" w:hAnsi="Times New Roman"/>
+          <w:color w:val="000000"/>
+          <w:sz w:val="24"/>
+          <w:szCs w:val="24"/>
+          <w:rtl w:val="0"/>
+        </w:rPr>
+        <w:t xml:space="preserve">Бо Ти Бог наш і Тобі славу возсилаємо: Отцю, і Сину, і Святому Духові</w:t>
+      </w:r>
+      <w:r>
+        <w:rPr>
+          <w:rFonts w:ascii="Times New Roman" w:cs="Times New Roman" w:eastAsia="Times New Roman" w:hAnsi="Times New Roman"/>
+          <w:sz w:val="24"/>
+          <w:szCs w:val="24"/>
+          <w:rtl w:val="0"/>
+        </w:rPr>
+        <w:t xml:space="preserve">, нині і повсякчас, і на віки віків.</w:t>
       </w:r>
     </w:p>
     <w:p>
@@ -19567,19 +19922,33 @@
       </w:pPr>
       <w:r>
         <w:rPr>
-          <w:rFonts w:ascii="Times New Roman" w:hAnsi="Times New Roman"/>
-          <w:i/>
-          <w:color w:val="FF4400"/>
-          <w:sz w:val="24"/>
-        </w:rPr>
-        <w:t>Священик:</w:t>
-      </w:r>
-      <w:r>
-        <w:rPr>
-          <w:rFonts w:ascii="Times New Roman" w:hAnsi="Times New Roman"/>
-          <w:sz w:val="24"/>
-        </w:rPr>
-        <w:t xml:space="preserve"> Бо Ти цар миру і Спас душ наших і Тобі славу возсилаємо: Отцю, і Сину, і Святому Духові, нині і повсякчас, і на віки віків.</w:t>
+          <w:rFonts w:ascii="Times New Roman" w:cs="Times New Roman" w:eastAsia="Times New Roman" w:hAnsi="Times New Roman"/>
+          <w:i w:val="1"/>
+          <w:color w:val="ff0000"/>
+          <w:sz w:val="24"/>
+          <w:szCs w:val="24"/>
+          <w:rtl w:val="0"/>
+        </w:rPr>
+        <w:t xml:space="preserve">Священик: </w:t>
+      </w:r>
+      <w:r>
+        <w:rPr>
+          <w:rFonts w:ascii="Times New Roman" w:cs="Times New Roman" w:eastAsia="Times New Roman" w:hAnsi="Times New Roman"/>
+          <w:color w:val="000000"/>
+          <w:sz w:val="24"/>
+          <w:szCs w:val="24"/>
+          <w:rtl w:val="0"/>
+        </w:rPr>
+        <w:t xml:space="preserve">Бо Ти цар миру і Спас душ наших і Тобі славу возсилаємо: Отцю, і Сину, і Святому Духові</w:t>
+      </w:r>
+      <w:r>
+        <w:rPr>
+          <w:rFonts w:ascii="Times New Roman" w:cs="Times New Roman" w:eastAsia="Times New Roman" w:hAnsi="Times New Roman"/>
+          <w:sz w:val="24"/>
+          <w:szCs w:val="24"/>
+          <w:rtl w:val="0"/>
+        </w:rPr>
+        <w:t xml:space="preserve">, нині і повсякчас, і на віки віків.</w:t>
       </w:r>
     </w:p>
     <w:p>
@@ -21076,19 +21445,33 @@
       </w:pPr>
       <w:r>
         <w:rPr>
-          <w:rFonts w:ascii="Times New Roman" w:hAnsi="Times New Roman"/>
-          <w:i/>
-          <w:color w:val="FF4400"/>
-          <w:sz w:val="24"/>
-        </w:rPr>
-        <w:t>Священик:</w:t>
-      </w:r>
-      <w:r>
-        <w:rPr>
-          <w:rFonts w:ascii="Times New Roman" w:hAnsi="Times New Roman"/>
-          <w:sz w:val="24"/>
-        </w:rPr>
-        <w:t xml:space="preserve"> Бо Тебе хвалять усі сили небесні і Тобі славу возсилаємо: Отцю, і Сину, і Святому Духові, нині і повсякчас, і на віки віків.</w:t>
+          <w:rFonts w:ascii="Times New Roman" w:cs="Times New Roman" w:eastAsia="Times New Roman" w:hAnsi="Times New Roman"/>
+          <w:i w:val="1"/>
+          <w:color w:val="ff0000"/>
+          <w:sz w:val="24"/>
+          <w:szCs w:val="24"/>
+          <w:rtl w:val="0"/>
+        </w:rPr>
+        <w:t xml:space="preserve">Священик: </w:t>
+      </w:r>
+      <w:r>
+        <w:rPr>
+          <w:rFonts w:ascii="Times New Roman" w:cs="Times New Roman" w:eastAsia="Times New Roman" w:hAnsi="Times New Roman"/>
+          <w:color w:val="000000"/>
+          <w:sz w:val="24"/>
+          <w:szCs w:val="24"/>
+          <w:rtl w:val="0"/>
+        </w:rPr>
+        <w:t xml:space="preserve">Бо Тебе хвалять усі сили небесні і Тобі славу возсилаємо: Отцю, і Сину, і Святому Духові</w:t>
+      </w:r>
+      <w:r>
+        <w:rPr>
+          <w:rFonts w:ascii="Times New Roman" w:cs="Times New Roman" w:eastAsia="Times New Roman" w:hAnsi="Times New Roman"/>
+          <w:sz w:val="24"/>
+          <w:szCs w:val="24"/>
+          <w:rtl w:val="0"/>
+        </w:rPr>
+        <w:t xml:space="preserve">, нині і повсякчас, і на віки віків.</w:t>
       </w:r>
     </w:p>
     <w:p>
@@ -22725,17 +23108,22 @@
       </w:pPr>
       <w:r>
         <w:rPr>
-          <w:rFonts w:ascii="Times New Roman" w:hAnsi="Times New Roman"/>
-          <w:i/>
-          <w:color w:val="FF4400"/>
-          <w:sz w:val="24"/>
-        </w:rPr>
-        <w:t>Священик:</w:t>
-      </w:r>
-      <w:r>
-        <w:rPr>
-          <w:rFonts w:ascii="Times New Roman" w:hAnsi="Times New Roman"/>
-          <w:sz w:val="24"/>
+          <w:rFonts w:ascii="Times New Roman" w:cs="Times New Roman" w:eastAsia="Times New Roman" w:hAnsi="Times New Roman"/>
+          <w:i w:val="1"/>
+          <w:color w:val="ff0000"/>
+          <w:sz w:val="24"/>
+          <w:szCs w:val="24"/>
+          <w:rtl w:val="0"/>
+        </w:rPr>
+        <w:t xml:space="preserve">Священик:</w:t>
+      </w:r>
+      <w:r>
+        <w:rPr>
+          <w:rFonts w:ascii="Times New Roman" w:cs="Times New Roman" w:eastAsia="Times New Roman" w:hAnsi="Times New Roman"/>
+          <w:color w:val="000000"/>
+          <w:sz w:val="24"/>
+          <w:szCs w:val="24"/>
+          <w:rtl w:val="0"/>
         </w:rPr>
         <w:t xml:space="preserve"> Слава Тобі, що Світло нам показав! </w:t>
       </w:r>
@@ -23763,17 +24151,21 @@
       </w:pPr>
       <w:r>
         <w:rPr>
-          <w:rFonts w:ascii="Times New Roman" w:hAnsi="Times New Roman"/>
-          <w:i/>
-          <w:color w:val="FF4400"/>
-          <w:sz w:val="24"/>
-        </w:rPr>
-        <w:t>Священик:</w:t>
-      </w:r>
-      <w:r>
-        <w:rPr>
-          <w:rFonts w:ascii="Times New Roman" w:hAnsi="Times New Roman"/>
-          <w:sz w:val="24"/>
+          <w:rFonts w:ascii="Times New Roman" w:cs="Times New Roman" w:eastAsia="Times New Roman" w:hAnsi="Times New Roman"/>
+          <w:i w:val="1"/>
+          <w:color w:val="ff0000"/>
+          <w:sz w:val="24"/>
+          <w:szCs w:val="24"/>
+          <w:rtl w:val="0"/>
+        </w:rPr>
+        <w:t xml:space="preserve">Священик:</w:t>
+      </w:r>
+      <w:r>
+        <w:rPr>
+          <w:rFonts w:ascii="Times New Roman" w:cs="Times New Roman" w:eastAsia="Times New Roman" w:hAnsi="Times New Roman"/>
+          <w:sz w:val="24"/>
+          <w:szCs w:val="24"/>
+          <w:rtl w:val="0"/>
         </w:rPr>
         <w:t xml:space="preserve"> Бо милостивий і чоловіколюбець Бог єси, і тобі славу возсилаємо, Отцю, і Сину, і Святому Духові, нині і повсякчас, і на віки віків.</w:t>
       </w:r>
@@ -24443,19 +24835,33 @@
       </w:pPr>
       <w:r>
         <w:rPr>
-          <w:rFonts w:ascii="Times New Roman" w:hAnsi="Times New Roman"/>
-          <w:i/>
-          <w:color w:val="FF4400"/>
-          <w:sz w:val="24"/>
-        </w:rPr>
-        <w:t>Священик:</w:t>
-      </w:r>
-      <w:r>
-        <w:rPr>
-          <w:rFonts w:ascii="Times New Roman" w:hAnsi="Times New Roman"/>
-          <w:sz w:val="24"/>
-        </w:rPr>
-        <w:t xml:space="preserve"> Бо ти Бог милости, ласк і чоловіколюбности, і тобі славу віддаємо: Отцю, і Сину, і Святому Духові, нині і повсякчас, і на віки віків.</w:t>
+          <w:rFonts w:ascii="Times New Roman" w:cs="Times New Roman" w:eastAsia="Times New Roman" w:hAnsi="Times New Roman"/>
+          <w:i w:val="1"/>
+          <w:color w:val="ff0000"/>
+          <w:sz w:val="24"/>
+          <w:szCs w:val="24"/>
+          <w:rtl w:val="0"/>
+        </w:rPr>
+        <w:t xml:space="preserve">Священик:</w:t>
+      </w:r>
+      <w:r>
+        <w:rPr>
+          <w:rFonts w:ascii="Times New Roman" w:cs="Times New Roman" w:eastAsia="Times New Roman" w:hAnsi="Times New Roman"/>
+          <w:color w:val="ff0000"/>
+          <w:sz w:val="24"/>
+          <w:szCs w:val="24"/>
+          <w:rtl w:val="0"/>
+        </w:rPr>
+        <w:t xml:space="preserve"> </w:t>
+      </w:r>
+      <w:r>
+        <w:rPr>
+          <w:rFonts w:ascii="Times New Roman" w:cs="Times New Roman" w:eastAsia="Times New Roman" w:hAnsi="Times New Roman"/>
+          <w:sz w:val="24"/>
+          <w:szCs w:val="24"/>
+          <w:rtl w:val="0"/>
+        </w:rPr>
+        <w:t xml:space="preserve">Бо ти Бог милости, ласк і чоловіколюбности, і тобі славу віддаємо: Отцю, і Сину, і Святому Духові, нині і повсякчас, і на віки віків.</w:t>
       </w:r>
     </w:p>
     <w:p>
@@ -24511,17 +24917,21 @@
       </w:pPr>
       <w:r>
         <w:rPr>
-          <w:rFonts w:ascii="Times New Roman" w:hAnsi="Times New Roman"/>
-          <w:i/>
-          <w:color w:val="FF4400"/>
-          <w:sz w:val="24"/>
-        </w:rPr>
-        <w:t>Священик:</w:t>
-      </w:r>
-      <w:r>
-        <w:rPr>
-          <w:rFonts w:ascii="Times New Roman" w:hAnsi="Times New Roman"/>
-          <w:sz w:val="24"/>
+          <w:rFonts w:ascii="Times New Roman" w:cs="Times New Roman" w:eastAsia="Times New Roman" w:hAnsi="Times New Roman"/>
+          <w:i w:val="1"/>
+          <w:color w:val="ff0000"/>
+          <w:sz w:val="24"/>
+          <w:szCs w:val="24"/>
+          <w:rtl w:val="0"/>
+        </w:rPr>
+        <w:t xml:space="preserve">Священик:</w:t>
+      </w:r>
+      <w:r>
+        <w:rPr>
+          <w:rFonts w:ascii="Times New Roman" w:cs="Times New Roman" w:eastAsia="Times New Roman" w:hAnsi="Times New Roman"/>
+          <w:sz w:val="24"/>
+          <w:szCs w:val="24"/>
+          <w:rtl w:val="0"/>
         </w:rPr>
         <w:t xml:space="preserve"> Мир всім.</w:t>
       </w:r>
@@ -24853,19 +25263,33 @@
       </w:pPr>
       <w:r>
         <w:rPr>
-          <w:rFonts w:ascii="Times New Roman" w:hAnsi="Times New Roman"/>
-          <w:i/>
-          <w:color w:val="FF4400"/>
-          <w:sz w:val="24"/>
-        </w:rPr>
-        <w:t>Священик:</w:t>
-      </w:r>
-      <w:r>
-        <w:rPr>
-          <w:rFonts w:ascii="Times New Roman" w:hAnsi="Times New Roman"/>
-          <w:sz w:val="24"/>
-        </w:rPr>
-        <w:t xml:space="preserve"> Благословенний Христос, Бог наш, завжди, нині і повсякчас, і на віки віків.</w:t>
+          <w:rFonts w:ascii="Times New Roman" w:cs="Times New Roman" w:eastAsia="Times New Roman" w:hAnsi="Times New Roman"/>
+          <w:i w:val="1"/>
+          <w:color w:val="ff0000"/>
+          <w:sz w:val="24"/>
+          <w:szCs w:val="24"/>
+          <w:rtl w:val="0"/>
+        </w:rPr>
+        <w:t xml:space="preserve">Священик:</w:t>
+      </w:r>
+      <w:r>
+        <w:rPr>
+          <w:rFonts w:ascii="Times New Roman" w:cs="Times New Roman" w:eastAsia="Times New Roman" w:hAnsi="Times New Roman"/>
+          <w:color w:val="ff0000"/>
+          <w:sz w:val="24"/>
+          <w:szCs w:val="24"/>
+          <w:rtl w:val="0"/>
+        </w:rPr>
+        <w:t xml:space="preserve"> </w:t>
+      </w:r>
+      <w:r>
+        <w:rPr>
+          <w:rFonts w:ascii="Times New Roman" w:cs="Times New Roman" w:eastAsia="Times New Roman" w:hAnsi="Times New Roman"/>
+          <w:sz w:val="24"/>
+          <w:szCs w:val="24"/>
+          <w:rtl w:val="0"/>
+        </w:rPr>
+        <w:t xml:space="preserve">Благословенний Христос, Бог наш, завжди, нині і повсякчас, і на віки віків.</w:t>
       </w:r>
     </w:p>
     <w:p>
@@ -24921,17 +25345,21 @@
       </w:pPr>
       <w:r>
         <w:rPr>
-          <w:rFonts w:ascii="Times New Roman" w:hAnsi="Times New Roman"/>
-          <w:i/>
-          <w:color w:val="FF4400"/>
-          <w:sz w:val="24"/>
-        </w:rPr>
-        <w:t>Священик:</w:t>
-      </w:r>
-      <w:r>
-        <w:rPr>
-          <w:rFonts w:ascii="Times New Roman" w:hAnsi="Times New Roman"/>
-          <w:sz w:val="24"/>
+          <w:rFonts w:ascii="Times New Roman" w:cs="Times New Roman" w:eastAsia="Times New Roman" w:hAnsi="Times New Roman"/>
+          <w:i w:val="1"/>
+          <w:color w:val="ff0000"/>
+          <w:sz w:val="24"/>
+          <w:szCs w:val="24"/>
+          <w:rtl w:val="0"/>
+        </w:rPr>
+        <w:t xml:space="preserve">Священик:</w:t>
+      </w:r>
+      <w:r>
+        <w:rPr>
+          <w:rFonts w:ascii="Times New Roman" w:cs="Times New Roman" w:eastAsia="Times New Roman" w:hAnsi="Times New Roman"/>
+          <w:sz w:val="24"/>
+          <w:szCs w:val="24"/>
+          <w:rtl w:val="0"/>
         </w:rPr>
         <w:t xml:space="preserve"> Пресвята Богородице, спаси нас.</w:t>
       </w:r>
@@ -24979,19 +25407,33 @@
       </w:pPr>
       <w:r>
         <w:rPr>
-          <w:rFonts w:ascii="Times New Roman" w:hAnsi="Times New Roman"/>
-          <w:i/>
-          <w:color w:val="FF4400"/>
-          <w:sz w:val="24"/>
-        </w:rPr>
-        <w:t>Священик:</w:t>
-      </w:r>
-      <w:r>
-        <w:rPr>
-          <w:rFonts w:ascii="Times New Roman" w:hAnsi="Times New Roman"/>
-          <w:sz w:val="24"/>
-        </w:rPr>
-        <w:t xml:space="preserve"> Слава тобі, Христе Боже, надіє наша, слава тобі!</w:t>
+          <w:rFonts w:ascii="Times New Roman" w:cs="Times New Roman" w:eastAsia="Times New Roman" w:hAnsi="Times New Roman"/>
+          <w:i w:val="1"/>
+          <w:color w:val="ff0000"/>
+          <w:sz w:val="24"/>
+          <w:szCs w:val="24"/>
+          <w:rtl w:val="0"/>
+        </w:rPr>
+        <w:t xml:space="preserve">Священик:</w:t>
+      </w:r>
+      <w:r>
+        <w:rPr>
+          <w:rFonts w:ascii="Times New Roman" w:cs="Times New Roman" w:eastAsia="Times New Roman" w:hAnsi="Times New Roman"/>
+          <w:color w:val="ff0000"/>
+          <w:sz w:val="24"/>
+          <w:szCs w:val="24"/>
+          <w:rtl w:val="0"/>
+        </w:rPr>
+        <w:t xml:space="preserve"> </w:t>
+      </w:r>
+      <w:r>
+        <w:rPr>
+          <w:rFonts w:ascii="Times New Roman" w:cs="Times New Roman" w:eastAsia="Times New Roman" w:hAnsi="Times New Roman"/>
+          <w:sz w:val="24"/>
+          <w:szCs w:val="24"/>
+          <w:rtl w:val="0"/>
+        </w:rPr>
+        <w:t xml:space="preserve">Слава тобі, Христе Боже, надіє наша, слава тобі!</w:t>
       </w:r>
     </w:p>
     <w:p>
@@ -25066,37 +25508,54 @@
       </w:r>
     </w:p>
     <w:p>
-      <w:r>
-        <w:rPr>
-          <w:rFonts w:ascii="Times New Roman" w:hAnsi="Times New Roman"/>
-          <w:i/>
-          <w:color w:val="FF4400"/>
-          <w:sz w:val="24"/>
-        </w:rPr>
-        <w:t>Священик:</w:t>
-      </w:r>
-      <w:r>
-        <w:rPr>
-          <w:rFonts w:ascii="Times New Roman" w:hAnsi="Times New Roman"/>
-          <w:sz w:val="24"/>
-        </w:rPr>
-        <w:t xml:space="preserve"> Христос, що воскрес із мертвих, істинний Бог наш - молитвами пречистої Своєї Матері, святих славних і всехвальних апостолів, святого, </w:t>
-      </w:r>
-      <w:r>
-        <w:rPr>
-          <w:rFonts w:ascii="Times New Roman" w:hAnsi="Times New Roman"/>
-          <w:i/>
-          <w:color w:val="FF4400"/>
-          <w:sz w:val="24"/>
-        </w:rPr>
-        <w:t>якого є храм</w:t>
-      </w:r>
-      <w:r>
-        <w:rPr>
-          <w:rFonts w:ascii="Times New Roman" w:hAnsi="Times New Roman"/>
-          <w:sz w:val="24"/>
-        </w:rPr>
-        <w:t>, собор святих славних і всехвальних дванадцяти апостолів, блаженного священномученика Василія Величковського і всіх святих - помилує і спасе нас як благий і людинолюбний.</w:t>
+      <w:pPr>
+        <w:spacing w:after="120" w:lineRule="auto"/>
+        <w:jc w:val="both"/>
+        <w:rPr>
+          <w:rFonts w:ascii="Times New Roman" w:cs="Times New Roman" w:eastAsia="Times New Roman" w:hAnsi="Times New Roman"/>
+          <w:sz w:val="24"/>
+          <w:szCs w:val="24"/>
+        </w:rPr>
+      </w:pPr>
+      <w:r>
+        <w:rPr>
+          <w:rFonts w:ascii="Times New Roman" w:cs="Times New Roman" w:eastAsia="Times New Roman" w:hAnsi="Times New Roman"/>
+          <w:i w:val="1"/>
+          <w:color w:val="ff0000"/>
+          <w:sz w:val="24"/>
+          <w:szCs w:val="24"/>
+          <w:rtl w:val="0"/>
+        </w:rPr>
+        <w:t xml:space="preserve">Священик:</w:t>
+      </w:r>
+      <w:r>
+        <w:rPr>
+          <w:rFonts w:ascii="Times New Roman" w:cs="Times New Roman" w:eastAsia="Times New Roman" w:hAnsi="Times New Roman"/>
+          <w:sz w:val="24"/>
+          <w:szCs w:val="24"/>
+          <w:rtl w:val="0"/>
+        </w:rPr>
+        <w:t xml:space="preserve"> Христос, що воскрес із мертвих, істинний Бог наш, молитвами пречистої своєї Матері, святих, славних і всехвальних апостолів, і святого </w:t>
+      </w:r>
+      <w:r>
+        <w:rPr>
+          <w:rFonts w:ascii="Times New Roman" w:cs="Times New Roman" w:eastAsia="Times New Roman" w:hAnsi="Times New Roman"/>
+          <w:i w:val="1"/>
+          <w:color w:val="ff0000"/>
+          <w:sz w:val="24"/>
+          <w:szCs w:val="24"/>
+          <w:rtl w:val="0"/>
+        </w:rPr>
+        <w:t xml:space="preserve">(ім'я, якого є храм)</w:t>
+      </w:r>
+      <w:r>
+        <w:rPr>
+          <w:rFonts w:ascii="Times New Roman" w:cs="Times New Roman" w:eastAsia="Times New Roman" w:hAnsi="Times New Roman"/>
+          <w:sz w:val="24"/>
+          <w:szCs w:val="24"/>
+          <w:rtl w:val="0"/>
+        </w:rPr>
+        <w:t xml:space="preserve">, і всіх святих, світлу пам’ять яких день урочисто святкуємо, помилує і спасе нас, як благий і чоловіколюбець.</w:t>
       </w:r>
     </w:p>
     <w:p>
